--- a/public/gallery/examples/ux-designer/es/resume.docx
+++ b/public/gallery/examples/ux-designer/es/resume.docx
@@ -66,7 +66,7 @@
         </w:rPr>
         <w:t xml:space="preserve">📧 </w:t>
       </w:r>
-      <w:hyperlink w:history="1" r:id="rIdtancpx_ygnsocl6lpgjtf">
+      <w:hyperlink w:history="1" r:id="rIdxpq-9h7m-pvjpgarcudov">
         <w:r>
           <w:rPr>
             <w:sz w:val="18"/>
@@ -89,7 +89,7 @@
         </w:rPr>
         <w:t xml:space="preserve">🔗 </w:t>
       </w:r>
-      <w:hyperlink w:history="1" r:id="rIducdlfhewyzwobnnltg8yl">
+      <w:hyperlink w:history="1" r:id="rId73bswp-nxgizempufy6dd">
         <w:r>
           <w:rPr>
             <w:sz w:val="18"/>
@@ -124,7 +124,7 @@
         <w:spacing w:after="200" w:line="276"/>
         <w:jc w:val="center"/>
       </w:pPr>
-      <w:hyperlink w:history="1" r:id="rId9i9s4r-n_km6mxxo28p7h">
+      <w:hyperlink w:history="1" r:id="rId2tj6wkbge0ifzjc38dhhz">
         <w:r>
           <w:rPr>
             <w:sz w:val="18"/>
@@ -140,7 +140,7 @@
         </w:rPr>
         <w:t xml:space="preserve"> • </w:t>
       </w:r>
-      <w:hyperlink w:history="1" r:id="rId_2nckjmvd62ulxnnkqszb">
+      <w:hyperlink w:history="1" r:id="rId6xmnwkyutefnts3aqmoaj">
         <w:r>
           <w:rPr>
             <w:sz w:val="18"/>
@@ -281,7 +281,7 @@
         </w:rPr>
         <w:t xml:space="preserve">	</w:t>
       </w:r>
-      <w:hyperlink w:history="1" r:id="rIdnjrdvyzdnxmyjwvny8j5v">
+      <w:hyperlink w:history="1" r:id="rIddicj96yaker5xtc1hpbsl">
         <w:r>
           <w:rPr>
             <w:sz w:val="18"/>
@@ -406,7 +406,7 @@
         </w:rPr>
         <w:t xml:space="preserve">	</w:t>
       </w:r>
-      <w:hyperlink w:history="1" r:id="rIdlxvr_aj8ywgbtvg_7nnyk">
+      <w:hyperlink w:history="1" r:id="rIdpmtm-eco3btwsyy4_2sf5">
         <w:r>
           <w:rPr>
             <w:sz w:val="18"/>
@@ -512,7 +512,7 @@
         </w:rPr>
         <w:t xml:space="preserve">	</w:t>
       </w:r>
-      <w:hyperlink w:history="1" r:id="rIdrmxeqnjlkytse9i0v92cx">
+      <w:hyperlink w:history="1" r:id="rIdpnjwzk5rxwyb_scihqyoz">
         <w:r>
           <w:rPr>
             <w:sz w:val="18"/>
@@ -675,7 +675,7 @@
         </w:rPr>
         <w:t xml:space="preserve">	</w:t>
       </w:r>
-      <w:hyperlink w:history="1" r:id="rIdtf07a99vb18jv4uhhjhsi">
+      <w:hyperlink w:history="1" r:id="rIdcibxoot-e6hwzgxvkeatz">
         <w:r>
           <w:rPr>
             <w:sz w:val="18"/>
@@ -1101,7 +1101,7 @@
         </w:rPr>
         <w:t xml:space="preserve">	</w:t>
       </w:r>
-      <w:hyperlink w:history="1" r:id="rIdg67qzraklclwid1hf-bbm">
+      <w:hyperlink w:history="1" r:id="rIdni1rhbzkqhwbmcoop8wfj">
         <w:r>
           <w:rPr>
             <w:sz w:val="18"/>
@@ -1167,7 +1167,7 @@
         </w:rPr>
         <w:t xml:space="preserve">	</w:t>
       </w:r>
-      <w:hyperlink w:history="1" r:id="rIdd_nirshziy7wq8stdqw0o">
+      <w:hyperlink w:history="1" r:id="rIdvigvczesw69bocpgvwfrg">
         <w:r>
           <w:rPr>
             <w:sz w:val="18"/>
@@ -1252,7 +1252,7 @@
         </w:rPr>
         <w:t xml:space="preserve">	</w:t>
       </w:r>
-      <w:hyperlink w:history="1" r:id="rIdud1o80uvqevpdjv9rbprd">
+      <w:hyperlink w:history="1" r:id="rIdmf7nysewcexzjo0frwqs2">
         <w:r>
           <w:rPr>
             <w:sz w:val="18"/>
@@ -1349,7 +1349,7 @@
         </w:rPr>
         <w:t xml:space="preserve">	</w:t>
       </w:r>
-      <w:hyperlink w:history="1" r:id="rId2jiy7fxshuh3diqfv4a9i">
+      <w:hyperlink w:history="1" r:id="rIdex8jn5pvhsqckhc9xkq1q">
         <w:r>
           <w:rPr>
             <w:sz w:val="18"/>
@@ -1493,7 +1493,7 @@
         </w:rPr>
         <w:t xml:space="preserve">	</w:t>
       </w:r>
-      <w:hyperlink w:history="1" r:id="rIdihybq_7szvjv7o3nl9h8s">
+      <w:hyperlink w:history="1" r:id="rIde4gei2qrkzqtn1bmomkze">
         <w:r>
           <w:rPr>
             <w:sz w:val="18"/>
@@ -1717,7 +1717,7 @@
         </w:rPr>
         <w:t xml:space="preserve">	</w:t>
       </w:r>
-      <w:hyperlink w:history="1" r:id="rIdcevs9791okev6gkdpwwm8">
+      <w:hyperlink w:history="1" r:id="rIdhycppla1rmrsdk7yiem0o">
         <w:r>
           <w:rPr>
             <w:sz w:val="18"/>
